--- a/Session7/BT1.docx
+++ b/Session7/BT1.docx
@@ -30,8 +30,6 @@
           <w:rFonts w:asciiTheme="majorHAnsi" w:hAnsiTheme="majorHAnsi" w:cstheme="majorHAnsi"/>
           <w:b/>
           <w:bCs/>
-          <w:sz w:val="28"/>
-          <w:szCs w:val="28"/>
         </w:rPr>
       </w:pPr>
       <w:r>
@@ -39,10 +37,8 @@
           <w:rFonts w:asciiTheme="majorHAnsi" w:hAnsiTheme="majorHAnsi" w:cstheme="majorHAnsi"/>
           <w:b/>
           <w:bCs/>
-          <w:sz w:val="28"/>
-          <w:szCs w:val="28"/>
-        </w:rPr>
-        <w:t>Phần 1. Phân tích</w:t>
+        </w:rPr>
+        <w:t>Phần 1 – Phân tích</w:t>
       </w:r>
     </w:p>
     <w:tbl>
@@ -53,9 +49,9 @@
       </w:tblPr>
       <w:tblGrid>
         <w:gridCol w:w="564"/>
-        <w:gridCol w:w="1180"/>
-        <w:gridCol w:w="4095"/>
-        <w:gridCol w:w="3177"/>
+        <w:gridCol w:w="1183"/>
+        <w:gridCol w:w="4058"/>
+        <w:gridCol w:w="3211"/>
       </w:tblGrid>
       <w:tr>
         <w:tc>
@@ -166,11 +162,15 @@
               <w:spacing w:after="160" w:line="278" w:lineRule="auto"/>
               <w:rPr>
                 <w:rFonts w:asciiTheme="majorHAnsi" w:hAnsiTheme="majorHAnsi" w:cstheme="majorHAnsi"/>
-              </w:rPr>
-            </w:pPr>
-            <w:r>
-              <w:rPr>
-                <w:rFonts w:asciiTheme="majorHAnsi" w:hAnsiTheme="majorHAnsi" w:cstheme="majorHAnsi"/>
+                <w:b/>
+                <w:bCs/>
+              </w:rPr>
+            </w:pPr>
+            <w:r>
+              <w:rPr>
+                <w:rFonts w:asciiTheme="majorHAnsi" w:hAnsiTheme="majorHAnsi" w:cstheme="majorHAnsi"/>
+                <w:b/>
+                <w:bCs/>
               </w:rPr>
               <w:t>P1</w:t>
             </w:r>
@@ -212,27 +212,27 @@
               <w:rPr>
                 <w:rFonts w:asciiTheme="majorHAnsi" w:hAnsiTheme="majorHAnsi" w:cstheme="majorHAnsi"/>
               </w:rPr>
-              <w:t>Story Point phải thuộc thang Fibonacci đã thống nhất. Không được lấy trung bình các phiếu để chốt điểm.</w:t>
-            </w:r>
-          </w:p>
-        </w:tc>
-        <w:tc>
-          <w:tcPr>
-            <w:tcW w:w="0" w:type="auto"/>
-            <w:hideMark/>
-          </w:tcPr>
-          <w:p>
-            <w:pPr>
-              <w:spacing w:after="160" w:line="278" w:lineRule="auto"/>
-              <w:rPr>
-                <w:rFonts w:asciiTheme="majorHAnsi" w:hAnsiTheme="majorHAnsi" w:cstheme="majorHAnsi"/>
-              </w:rPr>
-            </w:pPr>
-            <w:r>
-              <w:rPr>
-                <w:rFonts w:asciiTheme="majorHAnsi" w:hAnsiTheme="majorHAnsi" w:cstheme="majorHAnsi"/>
-              </w:rPr>
-              <w:t>Kết quả 4 SP không thuộc thang điểm, khiến việc so sánh độ lớn và lập kế hoạch Sprint thiếu nhất quán.</w:t>
+              <w:t>Lấy trung bình các phiếu để chốt SP và kết quả 4 SP không nằm trong thang Fibonacci của đội.</w:t>
+            </w:r>
+          </w:p>
+        </w:tc>
+        <w:tc>
+          <w:tcPr>
+            <w:tcW w:w="0" w:type="auto"/>
+            <w:hideMark/>
+          </w:tcPr>
+          <w:p>
+            <w:pPr>
+              <w:spacing w:after="160" w:line="278" w:lineRule="auto"/>
+              <w:rPr>
+                <w:rFonts w:asciiTheme="majorHAnsi" w:hAnsiTheme="majorHAnsi" w:cstheme="majorHAnsi"/>
+              </w:rPr>
+            </w:pPr>
+            <w:r>
+              <w:rPr>
+                <w:rFonts w:asciiTheme="majorHAnsi" w:hAnsiTheme="majorHAnsi" w:cstheme="majorHAnsi"/>
+              </w:rPr>
+              <w:t>Làm sai quy trình ước lượng, khiến kết quả không thống nhất với thang điểm đã quy định.</w:t>
             </w:r>
           </w:p>
         </w:tc>
@@ -248,11 +248,15 @@
               <w:spacing w:after="160" w:line="278" w:lineRule="auto"/>
               <w:rPr>
                 <w:rFonts w:asciiTheme="majorHAnsi" w:hAnsiTheme="majorHAnsi" w:cstheme="majorHAnsi"/>
-              </w:rPr>
-            </w:pPr>
-            <w:r>
-              <w:rPr>
-                <w:rFonts w:asciiTheme="majorHAnsi" w:hAnsiTheme="majorHAnsi" w:cstheme="majorHAnsi"/>
+                <w:b/>
+                <w:bCs/>
+              </w:rPr>
+            </w:pPr>
+            <w:r>
+              <w:rPr>
+                <w:rFonts w:asciiTheme="majorHAnsi" w:hAnsiTheme="majorHAnsi" w:cstheme="majorHAnsi"/>
+                <w:b/>
+                <w:bCs/>
               </w:rPr>
               <w:t>P2</w:t>
             </w:r>
@@ -294,27 +298,27 @@
               <w:rPr>
                 <w:rFonts w:asciiTheme="majorHAnsi" w:hAnsiTheme="majorHAnsi" w:cstheme="majorHAnsi"/>
               </w:rPr>
-              <w:t>Product Owner không được quyết định Story Point; Developers là người ước lượng. Không được chọn điểm chỉ để kịp kế hoạch.</w:t>
-            </w:r>
-          </w:p>
-        </w:tc>
-        <w:tc>
-          <w:tcPr>
-            <w:tcW w:w="0" w:type="auto"/>
-            <w:hideMark/>
-          </w:tcPr>
-          <w:p>
-            <w:pPr>
-              <w:spacing w:after="160" w:line="278" w:lineRule="auto"/>
-              <w:rPr>
-                <w:rFonts w:asciiTheme="majorHAnsi" w:hAnsiTheme="majorHAnsi" w:cstheme="majorHAnsi"/>
-              </w:rPr>
-            </w:pPr>
-            <w:r>
-              <w:rPr>
-                <w:rFonts w:asciiTheme="majorHAnsi" w:hAnsiTheme="majorHAnsi" w:cstheme="majorHAnsi"/>
-              </w:rPr>
-              <w:t>Độ lớn công việc có thể bị đánh giá thấp, dẫn đến quá tải và không hoàn thành Sprint.</w:t>
+              <w:t>Product Owner tự chọn 5 SP để kịp kế hoạch, trong khi Developers mới là người ước lượng.</w:t>
+            </w:r>
+          </w:p>
+        </w:tc>
+        <w:tc>
+          <w:tcPr>
+            <w:tcW w:w="0" w:type="auto"/>
+            <w:hideMark/>
+          </w:tcPr>
+          <w:p>
+            <w:pPr>
+              <w:spacing w:after="160" w:line="278" w:lineRule="auto"/>
+              <w:rPr>
+                <w:rFonts w:asciiTheme="majorHAnsi" w:hAnsiTheme="majorHAnsi" w:cstheme="majorHAnsi"/>
+              </w:rPr>
+            </w:pPr>
+            <w:r>
+              <w:rPr>
+                <w:rFonts w:asciiTheme="majorHAnsi" w:hAnsiTheme="majorHAnsi" w:cstheme="majorHAnsi"/>
+              </w:rPr>
+              <w:t>Điểm ước lượng có thể không phản ánh đúng độ phức tạp, khiến nhóm nhận quá nhiều việc trong Sprint.</w:t>
             </w:r>
           </w:p>
         </w:tc>
@@ -330,11 +334,15 @@
               <w:spacing w:after="160" w:line="278" w:lineRule="auto"/>
               <w:rPr>
                 <w:rFonts w:asciiTheme="majorHAnsi" w:hAnsiTheme="majorHAnsi" w:cstheme="majorHAnsi"/>
-              </w:rPr>
-            </w:pPr>
-            <w:r>
-              <w:rPr>
-                <w:rFonts w:asciiTheme="majorHAnsi" w:hAnsiTheme="majorHAnsi" w:cstheme="majorHAnsi"/>
+                <w:b/>
+                <w:bCs/>
+              </w:rPr>
+            </w:pPr>
+            <w:r>
+              <w:rPr>
+                <w:rFonts w:asciiTheme="majorHAnsi" w:hAnsiTheme="majorHAnsi" w:cstheme="majorHAnsi"/>
+                <w:b/>
+                <w:bCs/>
               </w:rPr>
               <w:t>P3</w:t>
             </w:r>
@@ -376,27 +384,27 @@
               <w:rPr>
                 <w:rFonts w:asciiTheme="majorHAnsi" w:hAnsiTheme="majorHAnsi" w:cstheme="majorHAnsi"/>
               </w:rPr>
-              <w:t>Người có mức ước lượng thấp nhất và cao nhất đã giải thích, sau đó cả nhóm chọn lại đồng thời và thống nhất 5 SP.</w:t>
-            </w:r>
-          </w:p>
-        </w:tc>
-        <w:tc>
-          <w:tcPr>
-            <w:tcW w:w="0" w:type="auto"/>
-            <w:hideMark/>
-          </w:tcPr>
-          <w:p>
-            <w:pPr>
-              <w:spacing w:after="160" w:line="278" w:lineRule="auto"/>
-              <w:rPr>
-                <w:rFonts w:asciiTheme="majorHAnsi" w:hAnsiTheme="majorHAnsi" w:cstheme="majorHAnsi"/>
-              </w:rPr>
-            </w:pPr>
-            <w:r>
-              <w:rPr>
-                <w:rFonts w:asciiTheme="majorHAnsi" w:hAnsiTheme="majorHAnsi" w:cstheme="majorHAnsi"/>
-              </w:rPr>
-              <w:t>Giúp nhóm làm rõ giả định, thống nhất cách hiểu và lập kế hoạch dựa trên ước lượng chung.</w:t>
+              <w:t>Nhóm thực hiện đúng quy trình: người chọn mức thấp nhất và cao nhất giải thích, sau đó cả nhóm chọn lại và thống nhất 5 SP.</w:t>
+            </w:r>
+          </w:p>
+        </w:tc>
+        <w:tc>
+          <w:tcPr>
+            <w:tcW w:w="0" w:type="auto"/>
+            <w:hideMark/>
+          </w:tcPr>
+          <w:p>
+            <w:pPr>
+              <w:spacing w:after="160" w:line="278" w:lineRule="auto"/>
+              <w:rPr>
+                <w:rFonts w:asciiTheme="majorHAnsi" w:hAnsiTheme="majorHAnsi" w:cstheme="majorHAnsi"/>
+              </w:rPr>
+            </w:pPr>
+            <w:r>
+              <w:rPr>
+                <w:rFonts w:asciiTheme="majorHAnsi" w:hAnsiTheme="majorHAnsi" w:cstheme="majorHAnsi"/>
+              </w:rPr>
+              <w:t>Giúp các thành viên hiểu rõ hơn về công việc và có cơ sở thống nhất mức ước lượng.</w:t>
             </w:r>
           </w:p>
         </w:tc>
@@ -412,11 +420,15 @@
               <w:spacing w:after="160" w:line="278" w:lineRule="auto"/>
               <w:rPr>
                 <w:rFonts w:asciiTheme="majorHAnsi" w:hAnsiTheme="majorHAnsi" w:cstheme="majorHAnsi"/>
-              </w:rPr>
-            </w:pPr>
-            <w:r>
-              <w:rPr>
-                <w:rFonts w:asciiTheme="majorHAnsi" w:hAnsiTheme="majorHAnsi" w:cstheme="majorHAnsi"/>
+                <w:b/>
+                <w:bCs/>
+              </w:rPr>
+            </w:pPr>
+            <w:r>
+              <w:rPr>
+                <w:rFonts w:asciiTheme="majorHAnsi" w:hAnsiTheme="majorHAnsi" w:cstheme="majorHAnsi"/>
+                <w:b/>
+                <w:bCs/>
               </w:rPr>
               <w:t>P4</w:t>
             </w:r>
@@ -458,27 +470,27 @@
               <w:rPr>
                 <w:rFonts w:asciiTheme="majorHAnsi" w:hAnsiTheme="majorHAnsi" w:cstheme="majorHAnsi"/>
               </w:rPr>
-              <w:t>Story Point là độ lớn tương đối, không được quy đổi cố định sang giờ.</w:t>
-            </w:r>
-          </w:p>
-        </w:tc>
-        <w:tc>
-          <w:tcPr>
-            <w:tcW w:w="0" w:type="auto"/>
-            <w:hideMark/>
-          </w:tcPr>
-          <w:p>
-            <w:pPr>
-              <w:spacing w:after="160" w:line="278" w:lineRule="auto"/>
-              <w:rPr>
-                <w:rFonts w:asciiTheme="majorHAnsi" w:hAnsiTheme="majorHAnsi" w:cstheme="majorHAnsi"/>
-              </w:rPr>
-            </w:pPr>
-            <w:r>
-              <w:rPr>
-                <w:rFonts w:asciiTheme="majorHAnsi" w:hAnsiTheme="majorHAnsi" w:cstheme="majorHAnsi"/>
-              </w:rPr>
-              <w:t>Ghi chú 52 giờ tạo kỳ vọng sai về thời gian thực hiện và có thể dẫn đến cam kết không thực tế.</w:t>
+              <w:t>Quy đổi cố định 13 SP thành 52 giờ, trong khi SP dùng để đo độ lớn tương đối của công việc.</w:t>
+            </w:r>
+          </w:p>
+        </w:tc>
+        <w:tc>
+          <w:tcPr>
+            <w:tcW w:w="0" w:type="auto"/>
+            <w:hideMark/>
+          </w:tcPr>
+          <w:p>
+            <w:pPr>
+              <w:spacing w:after="160" w:line="278" w:lineRule="auto"/>
+              <w:rPr>
+                <w:rFonts w:asciiTheme="majorHAnsi" w:hAnsiTheme="majorHAnsi" w:cstheme="majorHAnsi"/>
+              </w:rPr>
+            </w:pPr>
+            <w:r>
+              <w:rPr>
+                <w:rFonts w:asciiTheme="majorHAnsi" w:hAnsiTheme="majorHAnsi" w:cstheme="majorHAnsi"/>
+              </w:rPr>
+              <w:t>Khiến nhóm hiểu sai về thời gian hoàn thành và gây khó khăn khi lập kế hoạch Sprint.</w:t>
             </w:r>
           </w:p>
         </w:tc>
@@ -494,11 +506,15 @@
               <w:spacing w:after="160" w:line="278" w:lineRule="auto"/>
               <w:rPr>
                 <w:rFonts w:asciiTheme="majorHAnsi" w:hAnsiTheme="majorHAnsi" w:cstheme="majorHAnsi"/>
-              </w:rPr>
-            </w:pPr>
-            <w:r>
-              <w:rPr>
-                <w:rFonts w:asciiTheme="majorHAnsi" w:hAnsiTheme="majorHAnsi" w:cstheme="majorHAnsi"/>
+                <w:b/>
+                <w:bCs/>
+              </w:rPr>
+            </w:pPr>
+            <w:r>
+              <w:rPr>
+                <w:rFonts w:asciiTheme="majorHAnsi" w:hAnsiTheme="majorHAnsi" w:cstheme="majorHAnsi"/>
+                <w:b/>
+                <w:bCs/>
               </w:rPr>
               <w:t>P5</w:t>
             </w:r>
@@ -540,27 +556,27 @@
               <w:rPr>
                 <w:rFonts w:asciiTheme="majorHAnsi" w:hAnsiTheme="majorHAnsi" w:cstheme="majorHAnsi"/>
               </w:rPr>
-              <w:t>PBI chưa đủ rõ phải được làm rõ trước khi ước lượng; không được chốt theo đa số khi còn giả định nghiệp vụ chưa thống nhất.</w:t>
-            </w:r>
-          </w:p>
-        </w:tc>
-        <w:tc>
-          <w:tcPr>
-            <w:tcW w:w="0" w:type="auto"/>
-            <w:hideMark/>
-          </w:tcPr>
-          <w:p>
-            <w:pPr>
-              <w:spacing w:after="160" w:line="278" w:lineRule="auto"/>
-              <w:rPr>
-                <w:rFonts w:asciiTheme="majorHAnsi" w:hAnsiTheme="majorHAnsi" w:cstheme="majorHAnsi"/>
-              </w:rPr>
-            </w:pPr>
-            <w:r>
-              <w:rPr>
-                <w:rFonts w:asciiTheme="majorHAnsi" w:hAnsiTheme="majorHAnsi" w:cstheme="majorHAnsi"/>
-              </w:rPr>
-              <w:t>Phạm vi có thể thay đổi trong Sprint, gây phát sinh công việc và ảnh hưởng tiến độ.</w:t>
+              <w:t>PBI chưa rõ quy tắc sử dụng mã giới thiệu cùng khuyến mãi khác nhưng nhóm vẫn chốt điểm theo đa số.</w:t>
+            </w:r>
+          </w:p>
+        </w:tc>
+        <w:tc>
+          <w:tcPr>
+            <w:tcW w:w="0" w:type="auto"/>
+            <w:hideMark/>
+          </w:tcPr>
+          <w:p>
+            <w:pPr>
+              <w:spacing w:after="160" w:line="278" w:lineRule="auto"/>
+              <w:rPr>
+                <w:rFonts w:asciiTheme="majorHAnsi" w:hAnsiTheme="majorHAnsi" w:cstheme="majorHAnsi"/>
+              </w:rPr>
+            </w:pPr>
+            <w:r>
+              <w:rPr>
+                <w:rFonts w:asciiTheme="majorHAnsi" w:hAnsiTheme="majorHAnsi" w:cstheme="majorHAnsi"/>
+              </w:rPr>
+              <w:t>Có thể bỏ sót yêu cầu và rủi ro, dẫn đến phát sinh công việc hoặc phải sửa chức năng sau này.</w:t>
             </w:r>
           </w:p>
         </w:tc>
@@ -570,8 +586,6 @@
       <w:pPr>
         <w:rPr>
           <w:rFonts w:asciiTheme="majorHAnsi" w:hAnsiTheme="majorHAnsi" w:cstheme="majorHAnsi"/>
-          <w:b/>
-          <w:bCs/>
         </w:rPr>
       </w:pPr>
     </w:p>
@@ -581,8 +595,6 @@
           <w:rFonts w:asciiTheme="majorHAnsi" w:hAnsiTheme="majorHAnsi" w:cstheme="majorHAnsi"/>
           <w:b/>
           <w:bCs/>
-          <w:sz w:val="28"/>
-          <w:szCs w:val="28"/>
         </w:rPr>
       </w:pPr>
       <w:r>
@@ -590,10 +602,8 @@
           <w:rFonts w:asciiTheme="majorHAnsi" w:hAnsiTheme="majorHAnsi" w:cstheme="majorHAnsi"/>
           <w:b/>
           <w:bCs/>
-          <w:sz w:val="28"/>
-          <w:szCs w:val="28"/>
-        </w:rPr>
-        <w:t>Phần 2. Sửa lỗi</w:t>
+        </w:rPr>
+        <w:t>Phần 2 – Sửa lỗi</w:t>
       </w:r>
     </w:p>
     <w:p>
@@ -619,7 +629,7 @@
         <w:rPr>
           <w:rFonts w:asciiTheme="majorHAnsi" w:hAnsiTheme="majorHAnsi" w:cstheme="majorHAnsi"/>
         </w:rPr>
-        <w:t>Developers cần thảo luận vì sao có người chọn 3 SP và người chọn 5 SP, làm rõ các giả định và rủi ro liên quan. Sau đó, mọi người chọn lại đồng thời và thống nhất một mức thuộc thang Fibonacci, không lấy trung bình.</w:t>
+        <w:t>Scrum Master yêu cầu các Developers chọn 3 SP và 5 SP giải thích lý do ước lượng, đặc biệt về xác thực OTP và tích hợp dịch vụ gửi tin nhắn. Sau khi thống nhất phạm vi và làm rõ rủi ro, các Developers chọn lại đồng thời một mức điểm phù hợp trong thang Fibonacci.</w:t>
       </w:r>
     </w:p>
     <w:p>
@@ -645,7 +655,7 @@
         <w:rPr>
           <w:rFonts w:asciiTheme="majorHAnsi" w:hAnsiTheme="majorHAnsi" w:cstheme="majorHAnsi"/>
         </w:rPr>
-        <w:t>Developers cần thảo luận các rủi ro tích hợp ví, xử lý thanh toán thất bại và xác nhận giao dịch. Product Owner làm rõ phạm vi và giá trị nghiệp vụ, sau đó Developers tự chọn lại Story Point, không để Product Owner quyết định điểm.</w:t>
+        <w:t>Scrum Master yêu cầu Product Owner làm rõ yêu cầu thanh toán, các trường hợp giao dịch thất bại và phạm vi tích hợp ví RikkeiPay. Sau đó, Developers thảo luận lý do chọn 5, 8 và 13 SP rồi chọn lại; Product Owner không được tự quyết định Story Point.</w:t>
       </w:r>
     </w:p>
     <w:p>
@@ -658,7 +668,6 @@
         <w:rPr>
           <w:rFonts w:asciiTheme="majorHAnsi" w:hAnsiTheme="majorHAnsi" w:cstheme="majorHAnsi"/>
         </w:rPr>
-        <w:lastRenderedPageBreak/>
         <w:t>P4 – Theo dõi vị trí tài xế trên bản đồ</w:t>
       </w:r>
     </w:p>
@@ -672,7 +681,8 @@
         <w:rPr>
           <w:rFonts w:asciiTheme="majorHAnsi" w:hAnsiTheme="majorHAnsi" w:cstheme="majorHAnsi"/>
         </w:rPr>
-        <w:t>Nhóm giữ kết quả 13 SP vì các Developers đã thảo luận và thống nhất chọn lại. Tuy nhiên, cần sửa ghi chú “13 SP = 52 giờ” vì Story Point chỉ thể hiện độ lớn tương đối, không quy đổi cố định sang giờ.</w:t>
+        <w:lastRenderedPageBreak/>
+        <w:t>Nhóm giữ kết quả 13 SP nếu quy trình ước lượng đã được thực hiện đúng, nhưng phải xóa ghi chú “13 SP = 52 giờ”. Khi lập kế hoạch Sprint, nhóm dựa vào năng lực thực tế và kết quả các Sprint trước để xác định khối lượng công việc phù hợp, không quy đổi SP thành giờ cố định.</w:t>
       </w:r>
     </w:p>
     <w:p>
@@ -698,7 +708,7 @@
         <w:rPr>
           <w:rFonts w:asciiTheme="majorHAnsi" w:hAnsiTheme="majorHAnsi" w:cstheme="majorHAnsi"/>
         </w:rPr>
-        <w:t>Product Owner cần làm rõ mã giới thiệu có được sử dụng cùng chương trình khuyến mãi khác hay không và thống nhất các quy tắc áp dụng. Sau khi PBI đủ rõ, Developers mới tiến hành Planning Poker lại theo quy trình chọn kín, lật đồng thời và thảo luận các mức chênh lệch trước khi chọn lại.</w:t>
+        <w:t>Scrum Master yêu cầu Product Owner làm rõ mã giới thiệu có được sử dụng cùng mã khuyến mãi khác hay không và các điều kiện áp dụng ưu đãi. Sau khi yêu cầu rõ ràng, Developers thảo luận các mức điểm, phân tích rủi ro rồi chọn lại đồng thời một mức phù hợp thay vì chốt theo đa số.</w:t>
       </w:r>
     </w:p>
     <w:p>
